--- a/vvdn/mosfets/p-channel-enhancement/README.docx
+++ b/vvdn/mosfets/p-channel-enhancement/README.docx
@@ -69,22 +69,7 @@
           <w:color w:val="282C34"/>
           <w:sz w:val="21"/>
         </w:rPr>
-        <w:t xml:space="preserve"> (</w:t>
-      </w:r>
-      <w:r>
-        <w:rPr>
-          <w:i/>
-          <w:color w:val="145AA0"/>
-          <w:sz w:val="21"/>
-        </w:rPr>
-        <w:t>h^+</w:t>
-      </w:r>
-      <w:r>
-        <w:rPr>
-          <w:color w:val="282C34"/>
-          <w:sz w:val="21"/>
-        </w:rPr>
-        <w:t xml:space="preserve">) across an induced p-type inversion layer within an n-type substrate. Because its source terminal is naturally connected to the most positive potential in a circuit, the e-PMOS is predominantly deployed in </w:t>
+        <w:t xml:space="preserve"> (h^+) across an induced p-type inversion layer within an n-type substrate. Because its source terminal is naturally connected to the most positive potential in a circuit, the e-PMOS is predominantly deployed in </w:t>
       </w:r>
       <w:r>
         <w:rPr>
@@ -256,7 +241,7 @@
           <w:color w:val="282C34"/>
           <w:sz w:val="21"/>
         </w:rPr>
-        <w:t>Gate Drive Polarity ($V_{GS} &lt; 0\,\text{V}$)</w:t>
+        <w:t>Gate Drive Polarity (V_GS &lt; 0 V)</w:t>
       </w:r>
       <w:r>
         <w:rPr>
@@ -277,22 +262,7 @@
           <w:color w:val="282C34"/>
           <w:sz w:val="21"/>
         </w:rPr>
-        <w:t xml:space="preserve">For an enhancement PMOS, the threshold voltage is negative: </w:t>
-      </w:r>
-      <w:r>
-        <w:rPr>
-          <w:i/>
-          <w:color w:val="145AA0"/>
-          <w:sz w:val="21"/>
-        </w:rPr>
-        <w:t>V_{TH(p) \approx -1.0\,V \dots -3.5\,V</w:t>
-      </w:r>
-      <w:r>
-        <w:rPr>
-          <w:color w:val="282C34"/>
-          <w:sz w:val="21"/>
-        </w:rPr>
-        <w:t>.</w:t>
+        <w:t>For an enhancement PMOS, the threshold voltage is negative: V_TH(p) ≈ -1.0 V ... -3.5 V.</w:t>
       </w:r>
     </w:p>
     <w:p>
@@ -321,37 +291,7 @@
           <w:color w:val="282C34"/>
           <w:sz w:val="21"/>
         </w:rPr>
-        <w:t xml:space="preserve"> (</w:t>
-      </w:r>
-      <w:r>
-        <w:rPr>
-          <w:i/>
-          <w:color w:val="145AA0"/>
-          <w:sz w:val="21"/>
-        </w:rPr>
-        <w:t>V_{GS ≤ V_{TH(p)</w:t>
-      </w:r>
-      <w:r>
-        <w:rPr>
-          <w:color w:val="282C34"/>
-          <w:sz w:val="21"/>
-        </w:rPr>
-        <w:t xml:space="preserve">, or </w:t>
-      </w:r>
-      <w:r>
-        <w:rPr>
-          <w:i/>
-          <w:color w:val="145AA0"/>
-          <w:sz w:val="21"/>
-        </w:rPr>
-        <w:t>V_G &lt; V_S - |V_{TH|</w:t>
-      </w:r>
-      <w:r>
-        <w:rPr>
-          <w:color w:val="282C34"/>
-          <w:sz w:val="21"/>
-        </w:rPr>
-        <w:t>).</w:t>
+        <w:t xml:space="preserve"> (V_GS &lt;= V_TH(p), or V_G &lt; V_S - |V_TH|).</w:t>
       </w:r>
     </w:p>
     <w:p>
@@ -387,52 +327,53 @@
           <w:color w:val="282C34"/>
           <w:sz w:val="21"/>
         </w:rPr>
-        <w:t>In crystalline Silicon, hole mobility (</w:t>
+        <w:t>In crystalline Silicon, hole mobility (µ_p ≈ 450 cm^2/V</w:t>
       </w:r>
       <w:r>
         <w:rPr>
           <w:i/>
-          <w:color w:val="145AA0"/>
+          <w:color w:val="282C34"/>
           <w:sz w:val="21"/>
         </w:rPr>
-        <w:t>µ_p \approx 450\,cm^2/V\cdots</w:t>
+        <w:t xml:space="preserve">s) is approximately </w:t>
+      </w:r>
+      <w:r>
+        <w:rPr>
+          <w:i/>
+          <w:color w:val="282C34"/>
+          <w:sz w:val="21"/>
+        </w:rPr>
+        <w:t>2.5</w:t>
       </w:r>
       <w:r>
         <w:rPr>
           <w:color w:val="282C34"/>
           <w:sz w:val="21"/>
         </w:rPr>
-        <w:t xml:space="preserve">) is approximately </w:t>
+        <w:t xml:space="preserve"> to 3</w:t>
       </w:r>
       <w:r>
         <w:rPr>
-          <w:b/>
+          <w:i/>
           <w:color w:val="282C34"/>
           <w:sz w:val="21"/>
         </w:rPr>
-        <w:t>$2.5\times$ to $3\times$ lower</w:t>
+        <w:t xml:space="preserve"> lower</w:t>
+      </w:r>
+      <w:r>
+        <w:rPr>
+          <w:i/>
+          <w:color w:val="282C34"/>
+          <w:sz w:val="21"/>
+        </w:rPr>
+        <w:t xml:space="preserve"> than electron mobility (µ_n ≈ 1350 cm^2/V</w:t>
       </w:r>
       <w:r>
         <w:rPr>
           <w:color w:val="282C34"/>
           <w:sz w:val="21"/>
         </w:rPr>
-        <w:t xml:space="preserve"> than electron mobility (</w:t>
-      </w:r>
-      <w:r>
-        <w:rPr>
-          <w:i/>
-          <w:color w:val="145AA0"/>
-          <w:sz w:val="21"/>
-        </w:rPr>
-        <w:t>µ_n \approx 1350\,cm^2/V\cdots</w:t>
-      </w:r>
-      <w:r>
-        <w:rPr>
-          <w:color w:val="282C34"/>
-          <w:sz w:val="21"/>
-        </w:rPr>
-        <w:t>).</w:t>
+        <w:t>s).</w:t>
       </w:r>
     </w:p>
     <w:p>
@@ -446,67 +387,22 @@
           <w:color w:val="282C34"/>
           <w:sz w:val="21"/>
         </w:rPr>
-        <w:t xml:space="preserve">Because </w:t>
+        <w:t>Because R_DS(on) proportional to 1 / (µ C_ox (W/L)), achieving the same on-resistance in a PMOS requires roughly 2.5</w:t>
       </w:r>
       <w:r>
         <w:rPr>
           <w:i/>
-          <w:color w:val="145AA0"/>
+          <w:color w:val="282C34"/>
           <w:sz w:val="21"/>
         </w:rPr>
-        <w:t>R_{DS(on) \propto \frac{1{µ C_{ox (W/L)</w:t>
+        <w:t xml:space="preserve"> to 3.0</w:t>
       </w:r>
       <w:r>
         <w:rPr>
           <w:color w:val="282C34"/>
           <w:sz w:val="21"/>
         </w:rPr>
-        <w:t xml:space="preserve">, achieving the same on-resistance in a PMOS requires roughly </w:t>
-      </w:r>
-      <w:r>
-        <w:rPr>
-          <w:i/>
-          <w:color w:val="145AA0"/>
-          <w:sz w:val="21"/>
-        </w:rPr>
-        <w:t>2.5×</w:t>
-      </w:r>
-      <w:r>
-        <w:rPr>
-          <w:color w:val="282C34"/>
-          <w:sz w:val="21"/>
-        </w:rPr>
-        <w:t xml:space="preserve"> to </w:t>
-      </w:r>
-      <w:r>
-        <w:rPr>
-          <w:i/>
-          <w:color w:val="145AA0"/>
-          <w:sz w:val="21"/>
-        </w:rPr>
-        <w:t>3.0×</w:t>
-      </w:r>
-      <w:r>
-        <w:rPr>
-          <w:color w:val="282C34"/>
-          <w:sz w:val="21"/>
-        </w:rPr>
-        <w:t xml:space="preserve"> larger die silicon area (and consequently proportional increases in gate charge </w:t>
-      </w:r>
-      <w:r>
-        <w:rPr>
-          <w:i/>
-          <w:color w:val="145AA0"/>
-          <w:sz w:val="21"/>
-        </w:rPr>
-        <w:t>Q_g</w:t>
-      </w:r>
-      <w:r>
-        <w:rPr>
-          <w:color w:val="282C34"/>
-          <w:sz w:val="21"/>
-        </w:rPr>
-        <w:t xml:space="preserve"> and cost) compared to an NMOS of identical voltage and current ratings.</w:t>
+        <w:t xml:space="preserve"> larger die silicon area (and consequently proportional increases in gate charge Q_g and cost) compared to an NMOS of identical voltage and current ratings.</w:t>
       </w:r>
     </w:p>
     <w:p>
@@ -552,24 +448,7 @@
           <w:color w:val="4682B4"/>
           <w:sz w:val="24"/>
         </w:rPr>
-        <w:t>1. Direct Low-Voltage High-Side Switch (</w:t>
-      </w:r>
-      <w:r>
-        <w:rPr>
-          <w:b/>
-          <w:i/>
-          <w:color w:val="145AA0"/>
-          <w:sz w:val="24"/>
-        </w:rPr>
-        <w:t>V_{IN ≤ 12\,V</w:t>
-      </w:r>
-      <w:r>
-        <w:rPr>
-          <w:b/>
-          <w:color w:val="4682B4"/>
-          <w:sz w:val="24"/>
-        </w:rPr>
-        <w:t>):</w:t>
+        <w:t>1. Direct Low-Voltage High-Side Switch (V_IN &lt;= 12 V):</w:t>
       </w:r>
     </w:p>
     <w:tbl>
@@ -664,24 +543,7 @@
           <w:color w:val="4682B4"/>
           <w:sz w:val="24"/>
         </w:rPr>
-        <w:t>2. High-Voltage High-Side Switch with Zener Gate Clamp (</w:t>
-      </w:r>
-      <w:r>
-        <w:rPr>
-          <w:b/>
-          <w:i/>
-          <w:color w:val="145AA0"/>
-          <w:sz w:val="24"/>
-        </w:rPr>
-        <w:t>V_{IN &gt; 20\,V</w:t>
-      </w:r>
-      <w:r>
-        <w:rPr>
-          <w:b/>
-          <w:color w:val="4682B4"/>
-          <w:sz w:val="24"/>
-        </w:rPr>
-        <w:t>):</w:t>
+        <w:t>2. High-Voltage High-Side Switch with Zener Gate Clamp (V_IN &gt; 20 V):</w:t>
       </w:r>
     </w:p>
     <w:p>
@@ -693,82 +555,7 @@
           <w:color w:val="282C34"/>
           <w:sz w:val="21"/>
         </w:rPr>
-        <w:t xml:space="preserve">If </w:t>
-      </w:r>
-      <w:r>
-        <w:rPr>
-          <w:i/>
-          <w:color w:val="145AA0"/>
-          <w:sz w:val="21"/>
-        </w:rPr>
-        <w:t>V_{IN = 24\,V</w:t>
-      </w:r>
-      <w:r>
-        <w:rPr>
-          <w:color w:val="282C34"/>
-          <w:sz w:val="21"/>
-        </w:rPr>
-        <w:t xml:space="preserve"> or </w:t>
-      </w:r>
-      <w:r>
-        <w:rPr>
-          <w:i/>
-          <w:color w:val="145AA0"/>
-          <w:sz w:val="21"/>
-        </w:rPr>
-        <w:t>48\,V</w:t>
-      </w:r>
-      <w:r>
-        <w:rPr>
-          <w:color w:val="282C34"/>
-          <w:sz w:val="21"/>
-        </w:rPr>
-        <w:t xml:space="preserve">, pulling the gate to ground would subject the gate oxide to </w:t>
-      </w:r>
-      <w:r>
-        <w:rPr>
-          <w:i/>
-          <w:color w:val="145AA0"/>
-          <w:sz w:val="21"/>
-        </w:rPr>
-        <w:t>V_{GS = -24\,V</w:t>
-      </w:r>
-      <w:r>
-        <w:rPr>
-          <w:color w:val="282C34"/>
-          <w:sz w:val="21"/>
-        </w:rPr>
-        <w:t xml:space="preserve"> or </w:t>
-      </w:r>
-      <w:r>
-        <w:rPr>
-          <w:i/>
-          <w:color w:val="145AA0"/>
-          <w:sz w:val="21"/>
-        </w:rPr>
-        <w:t>-48\,V</w:t>
-      </w:r>
-      <w:r>
-        <w:rPr>
-          <w:color w:val="282C34"/>
-          <w:sz w:val="21"/>
-        </w:rPr>
-        <w:t xml:space="preserve">, instantly destroying the oxide (since </w:t>
-      </w:r>
-      <w:r>
-        <w:rPr>
-          <w:i/>
-          <w:color w:val="145AA0"/>
-          <w:sz w:val="21"/>
-        </w:rPr>
-        <w:t>V_{GS(max) = ± 20\,V</w:t>
-      </w:r>
-      <w:r>
-        <w:rPr>
-          <w:color w:val="282C34"/>
-          <w:sz w:val="21"/>
-        </w:rPr>
-        <w:t>). A Zener clamp is mandatory:</w:t>
+        <w:t>If V_IN = 24 V or 48 V, pulling the gate to ground would subject the gate oxide to V_GS = -24 V or -48 V, instantly destroying the oxide (since V_GS(max) = ± 20 V). A Zener clamp is mandatory:</w:t>
       </w:r>
     </w:p>
     <w:tbl>
@@ -1039,37 +826,7 @@
           <w:color w:val="282C34"/>
           <w:sz w:val="21"/>
         </w:rPr>
-        <w:t xml:space="preserve">The Gate is tied through </w:t>
-      </w:r>
-      <w:r>
-        <w:rPr>
-          <w:i/>
-          <w:color w:val="145AA0"/>
-          <w:sz w:val="21"/>
-        </w:rPr>
-        <w:t>R_1</w:t>
-      </w:r>
-      <w:r>
-        <w:rPr>
-          <w:color w:val="282C34"/>
-          <w:sz w:val="21"/>
-        </w:rPr>
-        <w:t xml:space="preserve"> to Ground. Therefore, </w:t>
-      </w:r>
-      <w:r>
-        <w:rPr>
-          <w:i/>
-          <w:color w:val="145AA0"/>
-          <w:sz w:val="21"/>
-        </w:rPr>
-        <w:t>V_{GS = V_G - V_S \approx 0\,V - V_{IN = -V_{IN</w:t>
-      </w:r>
-      <w:r>
-        <w:rPr>
-          <w:color w:val="282C34"/>
-          <w:sz w:val="21"/>
-        </w:rPr>
-        <w:t>.</w:t>
+        <w:t>The Gate is tied through R_1 to Ground. Therefore, V_GS = V_G - V_S ≈ 0 V - V_IN = -V_IN.</w:t>
       </w:r>
     </w:p>
     <w:p>
@@ -1083,52 +840,7 @@
           <w:color w:val="282C34"/>
           <w:sz w:val="21"/>
         </w:rPr>
-        <w:t xml:space="preserve">Once </w:t>
-      </w:r>
-      <w:r>
-        <w:rPr>
-          <w:i/>
-          <w:color w:val="145AA0"/>
-          <w:sz w:val="21"/>
-        </w:rPr>
-        <w:t>|V_{GS| &gt; |V_{TH|</w:t>
-      </w:r>
-      <w:r>
-        <w:rPr>
-          <w:color w:val="282C34"/>
-          <w:sz w:val="21"/>
-        </w:rPr>
-        <w:t xml:space="preserve">, the PMOS channel turns fully ON. The low </w:t>
-      </w:r>
-      <w:r>
-        <w:rPr>
-          <w:i/>
-          <w:color w:val="145AA0"/>
-          <w:sz w:val="21"/>
-        </w:rPr>
-        <w:t>R_{DS(on)</w:t>
-      </w:r>
-      <w:r>
-        <w:rPr>
-          <w:color w:val="282C34"/>
-          <w:sz w:val="21"/>
-        </w:rPr>
-        <w:t xml:space="preserve"> shunts the body diode, reducing voltage drop across the switch to mere millivolts (</w:t>
-      </w:r>
-      <w:r>
-        <w:rPr>
-          <w:i/>
-          <w:color w:val="145AA0"/>
-          <w:sz w:val="21"/>
-        </w:rPr>
-        <w:t>V_{drop = I_{LOAD \cdot R_{DS(on)</w:t>
-      </w:r>
-      <w:r>
-        <w:rPr>
-          <w:color w:val="282C34"/>
-          <w:sz w:val="21"/>
-        </w:rPr>
-        <w:t>) with zero forward diode power dissipation.</w:t>
+        <w:t>Once |V_GS| &gt; |V_TH|, the PMOS channel turns fully ON. The low R_DS(on) shunts the body diode, reducing voltage drop across the switch to mere millivolts (V_drop = I_LOAD * R_DS(on)) with zero forward diode power dissipation.</w:t>
       </w:r>
     </w:p>
     <w:p>
@@ -1164,22 +876,7 @@
           <w:color w:val="282C34"/>
           <w:sz w:val="21"/>
         </w:rPr>
-        <w:t xml:space="preserve">The Source terminal is connected to the negative battery terminal, while the Gate is connected to the positive terminal through </w:t>
-      </w:r>
-      <w:r>
-        <w:rPr>
-          <w:i/>
-          <w:color w:val="145AA0"/>
-          <w:sz w:val="21"/>
-        </w:rPr>
-        <w:t>R_1</w:t>
-      </w:r>
-      <w:r>
-        <w:rPr>
-          <w:color w:val="282C34"/>
-          <w:sz w:val="21"/>
-        </w:rPr>
-        <w:t>.</w:t>
+        <w:t>The Source terminal is connected to the negative battery terminal, while the Gate is connected to the positive terminal through R_1.</w:t>
       </w:r>
     </w:p>
     <w:p>
@@ -1193,37 +890,7 @@
           <w:color w:val="282C34"/>
           <w:sz w:val="21"/>
         </w:rPr>
-        <w:t xml:space="preserve">Consequently, </w:t>
-      </w:r>
-      <w:r>
-        <w:rPr>
-          <w:i/>
-          <w:color w:val="145AA0"/>
-          <w:sz w:val="21"/>
-        </w:rPr>
-        <w:t>V_G &gt; V_S</w:t>
-      </w:r>
-      <w:r>
-        <w:rPr>
-          <w:color w:val="282C34"/>
-          <w:sz w:val="21"/>
-        </w:rPr>
-        <w:t xml:space="preserve">, meaning </w:t>
-      </w:r>
-      <w:r>
-        <w:rPr>
-          <w:i/>
-          <w:color w:val="145AA0"/>
-          <w:sz w:val="21"/>
-        </w:rPr>
-        <w:t>V_{GS &gt; 0\,V</w:t>
-      </w:r>
-      <w:r>
-        <w:rPr>
-          <w:color w:val="282C34"/>
-          <w:sz w:val="21"/>
-        </w:rPr>
-        <w:t>. The PMOS channel remains completely OFF.</w:t>
+        <w:t>Consequently, V_G &gt; V_S, meaning V_GS &gt; 0 V. The PMOS channel remains completely OFF.</w:t>
       </w:r>
     </w:p>
     <w:p>
@@ -1430,11 +1097,10 @@
             </w:pPr>
             <w:r>
               <w:rPr>
-                <w:i/>
-                <w:color w:val="145AA0"/>
+                <w:color w:val="282C34"/>
                 <w:sz w:val="18"/>
               </w:rPr>
-              <w:t>V_{(BR)DSS</w:t>
+              <w:t>V_(BR)DSS</w:t>
             </w:r>
           </w:p>
         </w:tc>
@@ -1532,11 +1198,10 @@
             </w:pPr>
             <w:r>
               <w:rPr>
-                <w:i/>
-                <w:color w:val="145AA0"/>
+                <w:color w:val="282C34"/>
                 <w:sz w:val="18"/>
               </w:rPr>
-              <w:t>V_{GS(max)</w:t>
+              <w:t>V_GS(max)</w:t>
             </w:r>
           </w:p>
         </w:tc>
@@ -1561,22 +1226,7 @@
                 <w:color w:val="282C34"/>
                 <w:sz w:val="18"/>
               </w:rPr>
-              <w:t xml:space="preserve">Maximum gate dielectric stress (typically </w:t>
-            </w:r>
-            <w:r>
-              <w:rPr>
-                <w:i/>
-                <w:color w:val="145AA0"/>
-                <w:sz w:val="18"/>
-              </w:rPr>
-              <w:t>± 20\,V</w:t>
-            </w:r>
-            <w:r>
-              <w:rPr>
-                <w:color w:val="282C34"/>
-                <w:sz w:val="18"/>
-              </w:rPr>
-              <w:t>)</w:t>
+              <w:t>Maximum gate dielectric stress (typically ± 20 V)</w:t>
             </w:r>
           </w:p>
         </w:tc>
@@ -1601,30 +1251,7 @@
                 <w:color w:val="282C34"/>
                 <w:sz w:val="18"/>
               </w:rPr>
-              <w:t xml:space="preserve">Clamp with </w:t>
-            </w:r>
-            <w:r>
-              <w:rPr>
-                <w:i/>
-                <w:color w:val="145AA0"/>
-                <w:sz w:val="18"/>
-              </w:rPr>
-              <w:t>12\,V - 15\,V</w:t>
-            </w:r>
-            <w:r>
-              <w:rPr>
-                <w:color w:val="282C34"/>
-                <w:sz w:val="18"/>
-              </w:rPr>
-              <w:t xml:space="preserve"> Zener in systems where </w:t>
-            </w:r>
-            <w:r>
-              <w:rPr>
-                <w:i/>
-                <w:color w:val="145AA0"/>
-                <w:sz w:val="18"/>
-              </w:rPr>
-              <w:t>V_{IN &gt; 12\,V</w:t>
+              <w:t>Clamp with 12 V - 15 V Zener in systems where V_IN &gt; 12 V</w:t>
             </w:r>
           </w:p>
         </w:tc>
@@ -1672,11 +1299,10 @@
             </w:pPr>
             <w:r>
               <w:rPr>
-                <w:i/>
-                <w:color w:val="145AA0"/>
+                <w:color w:val="282C34"/>
                 <w:sz w:val="18"/>
               </w:rPr>
-              <w:t>V_{GS(th)</w:t>
+              <w:t>V_GS(th)</w:t>
             </w:r>
           </w:p>
         </w:tc>
@@ -1700,22 +1326,7 @@
                 <w:color w:val="282C34"/>
                 <w:sz w:val="18"/>
               </w:rPr>
-              <w:t xml:space="preserve">Gate voltage where conduction starts (typically </w:t>
-            </w:r>
-            <w:r>
-              <w:rPr>
-                <w:i/>
-                <w:color w:val="145AA0"/>
-                <w:sz w:val="18"/>
-              </w:rPr>
-              <w:t>-1.0\,V \dots -3.0\,V</w:t>
-            </w:r>
-            <w:r>
-              <w:rPr>
-                <w:color w:val="282C34"/>
-                <w:sz w:val="18"/>
-              </w:rPr>
-              <w:t>)</w:t>
+              <w:t>Gate voltage where conduction starts (typically -1.0 V ... -3.0 V)</w:t>
             </w:r>
           </w:p>
         </w:tc>
@@ -1739,37 +1350,7 @@
                 <w:color w:val="282C34"/>
                 <w:sz w:val="18"/>
               </w:rPr>
-              <w:t xml:space="preserve">Ensure drive voltage pulls gate well below </w:t>
-            </w:r>
-            <w:r>
-              <w:rPr>
-                <w:i/>
-                <w:color w:val="145AA0"/>
-                <w:sz w:val="18"/>
-              </w:rPr>
-              <w:t>V_{TH</w:t>
-            </w:r>
-            <w:r>
-              <w:rPr>
-                <w:color w:val="282C34"/>
-                <w:sz w:val="18"/>
-              </w:rPr>
-              <w:t xml:space="preserve"> (ideally </w:t>
-            </w:r>
-            <w:r>
-              <w:rPr>
-                <w:i/>
-                <w:color w:val="145AA0"/>
-                <w:sz w:val="18"/>
-              </w:rPr>
-              <w:t>-10\,V</w:t>
-            </w:r>
-            <w:r>
-              <w:rPr>
-                <w:color w:val="282C34"/>
-                <w:sz w:val="18"/>
-              </w:rPr>
-              <w:t>)</w:t>
+              <w:t>Ensure drive voltage pulls gate well below V_TH (ideally -10 V)</w:t>
             </w:r>
           </w:p>
         </w:tc>
@@ -1819,11 +1400,10 @@
             </w:pPr>
             <w:r>
               <w:rPr>
-                <w:i/>
-                <w:color w:val="145AA0"/>
+                <w:color w:val="282C34"/>
                 <w:sz w:val="18"/>
               </w:rPr>
-              <w:t>R_{DS(on)</w:t>
+              <w:t>R_DS(on)</w:t>
             </w:r>
           </w:p>
         </w:tc>
@@ -1873,52 +1453,7 @@
                 <w:color w:val="282C34"/>
                 <w:sz w:val="18"/>
               </w:rPr>
-              <w:t xml:space="preserve">Evaluate at specified </w:t>
-            </w:r>
-            <w:r>
-              <w:rPr>
-                <w:i/>
-                <w:color w:val="145AA0"/>
-                <w:sz w:val="18"/>
-              </w:rPr>
-              <w:t>V_{GS</w:t>
-            </w:r>
-            <w:r>
-              <w:rPr>
-                <w:color w:val="282C34"/>
-                <w:sz w:val="18"/>
-              </w:rPr>
-              <w:t xml:space="preserve"> (e.g. </w:t>
-            </w:r>
-            <w:r>
-              <w:rPr>
-                <w:i/>
-                <w:color w:val="145AA0"/>
-                <w:sz w:val="18"/>
-              </w:rPr>
-              <w:t>-4.5\,V</w:t>
-            </w:r>
-            <w:r>
-              <w:rPr>
-                <w:color w:val="282C34"/>
-                <w:sz w:val="18"/>
-              </w:rPr>
-              <w:t xml:space="preserve"> vs </w:t>
-            </w:r>
-            <w:r>
-              <w:rPr>
-                <w:i/>
-                <w:color w:val="145AA0"/>
-                <w:sz w:val="18"/>
-              </w:rPr>
-              <w:t>-10\,V</w:t>
-            </w:r>
-            <w:r>
-              <w:rPr>
-                <w:color w:val="282C34"/>
-                <w:sz w:val="18"/>
-              </w:rPr>
-              <w:t>)</w:t>
+              <w:t>Evaluate at specified V_GS (e.g. -4.5 V vs -10 V)</w:t>
             </w:r>
           </w:p>
         </w:tc>
@@ -2067,11 +1602,10 @@
             <w:r>
               <w:rPr>
                 <w:b/>
-                <w:i/>
-                <w:color w:val="145AA0"/>
+                <w:color w:val="FFFFFF"/>
                 <w:sz w:val="19"/>
               </w:rPr>
-              <w:t>-V_{DS(max)</w:t>
+              <w:t>-V_DS(max)</w:t>
             </w:r>
           </w:p>
         </w:tc>
@@ -2094,11 +1628,10 @@
             <w:r>
               <w:rPr>
                 <w:b/>
-                <w:i/>
-                <w:color w:val="145AA0"/>
+                <w:color w:val="FFFFFF"/>
                 <w:sz w:val="19"/>
               </w:rPr>
-              <w:t>-I_{D(max)</w:t>
+              <w:t>-I_D(max)</w:t>
             </w:r>
           </w:p>
         </w:tc>
@@ -2121,19 +1654,10 @@
             <w:r>
               <w:rPr>
                 <w:b/>
-                <w:i/>
-                <w:color w:val="145AA0"/>
-                <w:sz w:val="19"/>
-              </w:rPr>
-              <w:t>R_{DS(on)</w:t>
-            </w:r>
-            <w:r>
-              <w:rPr>
-                <w:b/>
                 <w:color w:val="FFFFFF"/>
                 <w:sz w:val="19"/>
               </w:rPr>
-              <w:t xml:space="preserve"> (@-10V)</w:t>
+              <w:t>R_DS(on) (@-10V)</w:t>
             </w:r>
           </w:p>
         </w:tc>
@@ -2255,11 +1779,10 @@
             </w:pPr>
             <w:r>
               <w:rPr>
-                <w:i/>
-                <w:color w:val="145AA0"/>
+                <w:color w:val="282C34"/>
                 <w:sz w:val="18"/>
               </w:rPr>
-              <w:t>30\,V</w:t>
+              <w:t>30 V</w:t>
             </w:r>
           </w:p>
         </w:tc>
@@ -2280,11 +1803,10 @@
             </w:pPr>
             <w:r>
               <w:rPr>
-                <w:i/>
-                <w:color w:val="145AA0"/>
+                <w:color w:val="282C34"/>
                 <w:sz w:val="18"/>
               </w:rPr>
-              <w:t>4.0\,A</w:t>
+              <w:t>4.0 A</w:t>
             </w:r>
           </w:p>
         </w:tc>
@@ -2305,11 +1827,10 @@
             </w:pPr>
             <w:r>
               <w:rPr>
-                <w:i/>
-                <w:color w:val="145AA0"/>
+                <w:color w:val="282C34"/>
                 <w:sz w:val="18"/>
               </w:rPr>
-              <w:t>44\,m\Omega</w:t>
+              <w:t>44 mΩ</w:t>
             </w:r>
           </w:p>
         </w:tc>
@@ -2433,11 +1954,10 @@
             </w:pPr>
             <w:r>
               <w:rPr>
-                <w:i/>
-                <w:color w:val="145AA0"/>
+                <w:color w:val="282C34"/>
                 <w:sz w:val="18"/>
               </w:rPr>
-              <w:t>20\,V</w:t>
+              <w:t>20 V</w:t>
             </w:r>
           </w:p>
         </w:tc>
@@ -2459,11 +1979,10 @@
             </w:pPr>
             <w:r>
               <w:rPr>
-                <w:i/>
-                <w:color w:val="145AA0"/>
+                <w:color w:val="282C34"/>
                 <w:sz w:val="18"/>
               </w:rPr>
-              <w:t>2.0\,A</w:t>
+              <w:t>2.0 A</w:t>
             </w:r>
           </w:p>
         </w:tc>
@@ -2485,11 +2004,10 @@
             </w:pPr>
             <w:r>
               <w:rPr>
-                <w:i/>
-                <w:color w:val="145AA0"/>
+                <w:color w:val="282C34"/>
                 <w:sz w:val="18"/>
               </w:rPr>
-              <w:t>70\,m\Omega</w:t>
+              <w:t>70 mΩ</w:t>
             </w:r>
           </w:p>
         </w:tc>
@@ -2610,11 +2128,10 @@
             </w:pPr>
             <w:r>
               <w:rPr>
-                <w:i/>
-                <w:color w:val="145AA0"/>
+                <w:color w:val="282C34"/>
                 <w:sz w:val="18"/>
               </w:rPr>
-              <w:t>30\,V</w:t>
+              <w:t>30 V</w:t>
             </w:r>
           </w:p>
         </w:tc>
@@ -2635,11 +2152,10 @@
             </w:pPr>
             <w:r>
               <w:rPr>
-                <w:i/>
-                <w:color w:val="145AA0"/>
+                <w:color w:val="282C34"/>
                 <w:sz w:val="18"/>
               </w:rPr>
-              <w:t>3.8\,A</w:t>
+              <w:t>3.8 A</w:t>
             </w:r>
           </w:p>
         </w:tc>
@@ -2660,11 +2176,10 @@
             </w:pPr>
             <w:r>
               <w:rPr>
-                <w:i/>
-                <w:color w:val="145AA0"/>
+                <w:color w:val="282C34"/>
                 <w:sz w:val="18"/>
               </w:rPr>
-              <w:t>65\,m\Omega</w:t>
+              <w:t>65 mΩ</w:t>
             </w:r>
           </w:p>
         </w:tc>
@@ -2788,11 +2303,10 @@
             </w:pPr>
             <w:r>
               <w:rPr>
-                <w:i/>
-                <w:color w:val="145AA0"/>
+                <w:color w:val="282C34"/>
                 <w:sz w:val="18"/>
               </w:rPr>
-              <w:t>100\,V</w:t>
+              <w:t>100 V</w:t>
             </w:r>
           </w:p>
         </w:tc>
@@ -2814,11 +2328,10 @@
             </w:pPr>
             <w:r>
               <w:rPr>
-                <w:i/>
-                <w:color w:val="145AA0"/>
+                <w:color w:val="282C34"/>
                 <w:sz w:val="18"/>
               </w:rPr>
-              <w:t>23\,A</w:t>
+              <w:t>23 A</w:t>
             </w:r>
           </w:p>
         </w:tc>
@@ -2840,11 +2353,10 @@
             </w:pPr>
             <w:r>
               <w:rPr>
-                <w:i/>
-                <w:color w:val="145AA0"/>
+                <w:color w:val="282C34"/>
                 <w:sz w:val="18"/>
               </w:rPr>
-              <w:t>117\,m\Omega</w:t>
+              <w:t>117 mΩ</w:t>
             </w:r>
           </w:p>
         </w:tc>
@@ -2965,11 +2477,10 @@
             </w:pPr>
             <w:r>
               <w:rPr>
-                <w:i/>
-                <w:color w:val="145AA0"/>
+                <w:color w:val="282C34"/>
                 <w:sz w:val="18"/>
               </w:rPr>
-              <w:t>40\,V</w:t>
+              <w:t>40 V</w:t>
             </w:r>
           </w:p>
         </w:tc>
@@ -2990,11 +2501,10 @@
             </w:pPr>
             <w:r>
               <w:rPr>
-                <w:i/>
-                <w:color w:val="145AA0"/>
+                <w:color w:val="282C34"/>
                 <w:sz w:val="18"/>
               </w:rPr>
-              <w:t>60\,A</w:t>
+              <w:t>60 A</w:t>
             </w:r>
           </w:p>
         </w:tc>
@@ -3015,11 +2525,10 @@
             </w:pPr>
             <w:r>
               <w:rPr>
-                <w:i/>
-                <w:color w:val="145AA0"/>
+                <w:color w:val="282C34"/>
                 <w:sz w:val="18"/>
               </w:rPr>
-              <w:t>7.2\,m\Omega</w:t>
+              <w:t>7.2 mΩ</w:t>
             </w:r>
           </w:p>
         </w:tc>
